--- a/zaini_case_audit_output/outputs/word/documents/100_ضبط جلسة رقم 25 يوم 15-08-1444 هـ للقضية رقم 42824717.docx
+++ b/zaini_case_audit_output/outputs/word/documents/100_ضبط جلسة رقم 25 يوم 15-08-1444 هـ للقضية رقم 42824717.docx
@@ -70,15 +70,22 @@
     <w:p/>
     <w:p>
       <w:pPr>
+        <w:pStyle w:val="Heading2"/>
         <w:jc w:val="right"/>
         <w:bidi/>
       </w:pPr>
       <w:r>
-        <w:rPr>
-          <w:b w:val="0"/>
-          <w:i w:val="0"/>
-        </w:rPr>
-        <w:t>[صفحة 1]</w:t>
+        <w:t>صفحة 1</w:t>
+      </w:r>
+    </w:p>
+    <w:p>
+      <w:pPr>
+        <w:pStyle w:val="Heading2"/>
+        <w:jc w:val="right"/>
+        <w:bidi/>
+      </w:pPr>
+      <w:r>
+        <w:t>[نص الضبط / الحكم — المتن الفعلي] ===</w:t>
         <w:br/>
         <w:t>2</w:t>
         <w:br/>
@@ -89,8 +96,28 @@
         <w:t>انا لالا</w:t>
         <w:br/>
         <w:t>مع-11.-</w:t>
+      </w:r>
+    </w:p>
+    <w:p>
+      <w:pPr>
+        <w:pStyle w:val="Heading2"/>
+        <w:jc w:val="right"/>
+        <w:bidi/>
+      </w:pPr>
+      <w:r>
+        <w:t>[ترويسة / كليشة وزارة العدل — معلومات رسمية متكررة] ===</w:t>
         <w:br/>
         <w:t>المحكمة التجارية بجدة رقم الصفحة ‎١ ١‏ مي ا</w:t>
+      </w:r>
+    </w:p>
+    <w:p>
+      <w:pPr>
+        <w:pStyle w:val="Heading2"/>
+        <w:jc w:val="right"/>
+        <w:bidi/>
+      </w:pPr>
+      <w:r>
+        <w:t>[نص الضبط / الحكم — المتن الفعلي] ===</w:t>
         <w:br/>
         <w:t>الدائرة الاولى ‎١‏ رقم القضية: 47814117 رقمالجلسة: ‎١4‏ سبا نسل لها</w:t>
         <w:br/>
@@ -99,16 +126,56 @@
         <w:t>قلدى الدائرة الاولى وبناء على القضية رقم /ا١/ا23587151‏ وتاريخ ‎14/١5/١557‏ ه</w:t>
         <w:br/>
         <w:t>ب ببب(؟(؟؛ب ب بٍ©؟©؟©7ل ل ا ةيضقلا قارطلط لل</w:t>
+      </w:r>
+    </w:p>
+    <w:p>
+      <w:pPr>
+        <w:pStyle w:val="Heading2"/>
+        <w:jc w:val="right"/>
+        <w:bidi/>
+      </w:pPr>
+      <w:r>
+        <w:t>[بيانات الأطراف: المدعي / المدعى عليه / الحاضرون] ===</w:t>
         <w:br/>
         <w:t>عدنان احمد عباس زيني الهوية الوطنية شف 06ل سعودي المدعي</w:t>
+      </w:r>
+    </w:p>
+    <w:p>
+      <w:pPr>
+        <w:pStyle w:val="Heading2"/>
+        <w:jc w:val="right"/>
+        <w:bidi/>
+      </w:pPr>
+      <w:r>
+        <w:t>[نص الضبط / الحكم — المتن الفعلي] ===</w:t>
         <w:br/>
         <w:t>ليكو ‏١1114.‎ ه8 ةينطولا ةيوهلا يريطملا دعس نب حبار نب يكرت</w:t>
+      </w:r>
+    </w:p>
+    <w:p>
+      <w:pPr>
+        <w:pStyle w:val="Heading2"/>
+        <w:jc w:val="right"/>
+        <w:bidi/>
+      </w:pPr>
+      <w:r>
+        <w:t>[بيانات الأطراف: المدعي / المدعى عليه / الحاضرون] ===</w:t>
         <w:br/>
         <w:t>عاتقة محمديحيى محمدعلي الحرازي الهوية الوطنية لز سعودي مدعى عليه</w:t>
         <w:br/>
         <w:t>اسامة احمد عباس زيني الهوية الوطنية لف ل سعودي مدعى عليه</w:t>
         <w:br/>
         <w:t>الهوية الوطنية ال لاا .11 سعودي حاضر</w:t>
+      </w:r>
+    </w:p>
+    <w:p>
+      <w:pPr>
+        <w:pStyle w:val="Heading2"/>
+        <w:jc w:val="right"/>
+        <w:bidi/>
+      </w:pPr>
+      <w:r>
+        <w:t>[نص الضبط / الحكم — المتن الفعلي] ===</w:t>
         <w:br/>
         <w:t>ىماحم يدوعس .11 سالال لا ةينطولا ةيوهلا يناطحقلا رصان دجام ناطلس</w:t>
         <w:br/>
@@ -127,35 +194,92 @@
         <w:t>ليكو يدوعس ‏١07١‎ ةينطولا ةيوبلا يريطملا دعس نب دوعس رمع</w:t>
         <w:br/>
         <w:t>ىماحم يدوعس ل ةينطولا ةيوهلا يمايلا حلاص بلاط يلع</w:t>
+      </w:r>
+    </w:p>
+    <w:p>
+      <w:pPr>
+        <w:pStyle w:val="Heading2"/>
+        <w:jc w:val="right"/>
+        <w:bidi/>
+      </w:pPr>
+      <w:r>
+        <w:t>[بيانات الأطراف: المدعي / المدعى عليه / الحاضرون] ===</w:t>
         <w:br/>
         <w:t>علي بن مشرف بن مفرح بن راشد الهوية الوطنية فيكف دل سعودي محامى</w:t>
         <w:br/>
         <w:t>رفيف راشد جزاء الثقفي الهوية الوطنية لس لل سعودي وكيل</w:t>
+      </w:r>
+    </w:p>
+    <w:p>
+      <w:pPr>
+        <w:pStyle w:val="Heading2"/>
+        <w:jc w:val="right"/>
+        <w:bidi/>
+      </w:pPr>
+      <w:r>
+        <w:t>[نص الضبط / الحكم — المتن الفعلي] ===</w:t>
         <w:br/>
         <w:t>يسيبي|!|]|حسبإِِِط|ط|جطجطجطجط!ط!/!|!|!ط!|!|آآآ ا ل ا ةرو ضحي ةساجلا تحتق شلل</w:t>
+      </w:r>
+    </w:p>
+    <w:p>
+      <w:pPr>
+        <w:pStyle w:val="Heading2"/>
+        <w:jc w:val="right"/>
+        <w:bidi/>
+      </w:pPr>
+      <w:r>
+        <w:t>[بيانات الأطراف: المدعي / المدعى عليه / الحاضرون] ===</w:t>
         <w:br/>
         <w:t>عدنان احمد عباس زيني الهوية الوطنية شف كل السعودية المدعي</w:t>
+      </w:r>
+    </w:p>
+    <w:p>
+      <w:pPr>
+        <w:pStyle w:val="Heading2"/>
+        <w:jc w:val="right"/>
+        <w:bidi/>
+      </w:pPr>
+      <w:r>
+        <w:t>[نص الضبط / الحكم — المتن الفعلي] ===</w:t>
         <w:br/>
         <w:t>ىماحم ةيدوعسلا لك ةينطولا ةيوبلا ىثراحلا عيار نب فلخ قراط</w:t>
         <w:br/>
         <w:t>ىماحم ةيدوعسلا ‏١ ١‎ ةينطولا ةيوهلا يريدسلا ناميلس دمحم ناميلس</w:t>
         <w:br/>
         <w:t>ىماحم ةيدوعسلا ‏1١.‎ الل ول ةينطولا ةيوبلا يناطحقلا رصان دجام ناطلس</w:t>
+      </w:r>
+    </w:p>
+    <w:p>
+      <w:pPr>
+        <w:pStyle w:val="Heading2"/>
+        <w:jc w:val="right"/>
+        <w:bidi/>
+      </w:pPr>
+      <w:r>
+        <w:t>[بيانات الأطراف: المدعي / المدعى عليه / الحاضرون] ===</w:t>
         <w:br/>
         <w:t>اسامة احمد عباس زيني الهوية الوطنية الل ‎١...‏ السعودية مدعى عليه</w:t>
       </w:r>
     </w:p>
     <w:p>
       <w:pPr>
+        <w:pStyle w:val="Heading2"/>
         <w:jc w:val="right"/>
         <w:bidi/>
       </w:pPr>
       <w:r>
-        <w:rPr>
-          <w:b w:val="0"/>
-          <w:i w:val="0"/>
-        </w:rPr>
-        <w:t>[صفحة 2]</w:t>
+        <w:t>صفحة 2</w:t>
+      </w:r>
+    </w:p>
+    <w:p>
+      <w:pPr>
+        <w:pStyle w:val="Heading2"/>
+        <w:jc w:val="right"/>
+        <w:bidi/>
+      </w:pPr>
+      <w:r>
+        <w:t>[نص الضبط / الحكم — المتن الفعلي] ===</w:t>
         <w:br/>
         <w:t>لا سي</w:t>
         <w:br/>
@@ -164,15 +288,24 @@
     </w:p>
     <w:p>
       <w:pPr>
+        <w:pStyle w:val="Heading2"/>
         <w:jc w:val="right"/>
         <w:bidi/>
       </w:pPr>
       <w:r>
-        <w:rPr>
-          <w:b w:val="0"/>
-          <w:i w:val="0"/>
-        </w:rPr>
+        <w:t>[ترويسة / كليشة وزارة العدل — معلومات رسمية متكررة] ===</w:t>
+        <w:br/>
         <w:t>المحكمة التجارية بجدة ‎١‏ رقم الصفحة »2 ”</w:t>
+      </w:r>
+    </w:p>
+    <w:p>
+      <w:pPr>
+        <w:pStyle w:val="Heading2"/>
+        <w:jc w:val="right"/>
+        <w:bidi/>
+      </w:pPr>
+      <w:r>
+        <w:t>[نص الضبط / الحكم — المتن الفعلي] ===</w:t>
         <w:br/>
         <w:t>الدائرة الاولى رقم القضية: 21414117 رقمالجلسة: ‎١4‏ عراف</w:t>
       </w:r>
@@ -233,8 +366,28 @@
         <w:t>من قبل موكلي مما اضطرنا إلى الالتجاء إلى فضيلتكم لإللزام المدعى عليه بسداد قيمة الحصص التي استوى</w:t>
         <w:br/>
         <w:t>علها من شركة احمد زيني التجارية. علماً أنه صدر حكم من المحكمة العامة بجدة بصك رقم 3855849</w:t>
+      </w:r>
+    </w:p>
+    <w:p>
+      <w:pPr>
+        <w:pStyle w:val="Heading2"/>
+        <w:jc w:val="right"/>
+        <w:bidi/>
+      </w:pPr>
+      <w:r>
+        <w:t>[ترويسة / كليشة وزارة العدل — معلومات رسمية متكررة] ===</w:t>
         <w:br/>
         <w:t>وتاريخ 1438:/2/10ه يقضي باختصاص القضاء التجاري لنظر هذه الدعوى (مرفق صك حكم الاختصّاض)</w:t>
+      </w:r>
+    </w:p>
+    <w:p>
+      <w:pPr>
+        <w:pStyle w:val="Heading2"/>
+        <w:jc w:val="right"/>
+        <w:bidi/>
+      </w:pPr>
+      <w:r>
+        <w:t>[نص الضبط / الحكم — المتن الفعلي] ===</w:t>
         <w:br/>
         <w:t>)» ذكرنا ان الحصص هي نيسبتها 9090 من راس المال. كما نبلغكم أن النظام لايسمح لنا بإضافة مدعي او</w:t>
         <w:br/>
@@ -249,29 +402,76 @@
     </w:p>
     <w:p>
       <w:pPr>
+        <w:pStyle w:val="Heading2"/>
         <w:jc w:val="right"/>
         <w:bidi/>
       </w:pPr>
       <w:r>
-        <w:rPr>
-          <w:b w:val="0"/>
-          <w:i w:val="0"/>
-        </w:rPr>
-        <w:t>[صفحة 3]</w:t>
+        <w:t>صفحة 3</w:t>
+      </w:r>
+    </w:p>
+    <w:p>
+      <w:pPr>
+        <w:pStyle w:val="Heading2"/>
+        <w:jc w:val="right"/>
+        <w:bidi/>
+      </w:pPr>
+      <w:r>
+        <w:t>[نص الضبط / الحكم — المتن الفعلي] ===</w:t>
         <w:br/>
         <w:t>ةيدوعسلا ةيبرعلا ةعلشتا | ك2</w:t>
         <w:br/>
         <w:t>1 ذاوة ضبط</w:t>
+      </w:r>
+    </w:p>
+    <w:p>
+      <w:pPr>
+        <w:pStyle w:val="Heading2"/>
+        <w:jc w:val="right"/>
+        <w:bidi/>
+      </w:pPr>
+      <w:r>
+        <w:t>[ترويسة / كليشة وزارة العدل — معلومات رسمية متكررة] ===</w:t>
         <w:br/>
         <w:t>9ه وزارة العدل</w:t>
+      </w:r>
+    </w:p>
+    <w:p>
+      <w:pPr>
+        <w:pStyle w:val="Heading2"/>
+        <w:jc w:val="right"/>
+        <w:bidi/>
+      </w:pPr>
+      <w:r>
+        <w:t>[نص الضبط / الحكم — المتن الفعلي] ===</w:t>
         <w:br/>
         <w:t>ل 1 لا</w:t>
         <w:br/>
         <w:t>م2222 دا جر ا 1 01</w:t>
         <w:br/>
         <w:t>1 00</w:t>
+      </w:r>
+    </w:p>
+    <w:p>
+      <w:pPr>
+        <w:pStyle w:val="Heading2"/>
+        <w:jc w:val="right"/>
+        <w:bidi/>
+      </w:pPr>
+      <w:r>
+        <w:t>[ترويسة / كليشة وزارة العدل — معلومات رسمية متكررة] ===</w:t>
         <w:br/>
         <w:t>المحكمة التجارية بجدة رقم الصفحة ‎١‏ م٠‏ ا و</w:t>
+      </w:r>
+    </w:p>
+    <w:p>
+      <w:pPr>
+        <w:pStyle w:val="Heading2"/>
+        <w:jc w:val="right"/>
+        <w:bidi/>
+      </w:pPr>
+      <w:r>
+        <w:t>[نص الضبط / الحكم — المتن الفعلي] ===</w:t>
         <w:br/>
         <w:t>الدائرة الاولى رقم القضية: 41418107 رقمالجلسة: ‎١6‏ سانت لس</w:t>
         <w:br/>
@@ -310,8 +510,28 @@
         <w:t>يريطملا دعس نب دوعس رمع</w:t>
         <w:br/>
         <w:t>1 8 مسإلا</w:t>
+      </w:r>
+    </w:p>
+    <w:p>
+      <w:pPr>
+        <w:pStyle w:val="Heading2"/>
+        <w:jc w:val="right"/>
+        <w:bidi/>
+      </w:pPr>
+      <w:r>
+        <w:t>[بيانات الأطراف: المدعي / المدعى عليه / الحاضرون] ===</w:t>
         <w:br/>
         <w:t>الصفة وكيل التوقي</w:t>
+      </w:r>
+    </w:p>
+    <w:p>
+      <w:pPr>
+        <w:pStyle w:val="Heading2"/>
+        <w:jc w:val="right"/>
+        <w:bidi/>
+      </w:pPr>
+      <w:r>
+        <w:t>[نص الضبط / الحكم — المتن الفعلي] ===</w:t>
         <w:br/>
         <w:t>عيش يريطملا دعس نب حبار نب يكرت</w:t>
         <w:br/>

--- a/zaini_case_audit_output/outputs/word/documents/100_ضبط جلسة رقم 25 يوم 15-08-1444 هـ للقضية رقم 42824717.docx
+++ b/zaini_case_audit_output/outputs/word/documents/100_ضبط جلسة رقم 25 يوم 15-08-1444 هـ للقضية رقم 42824717.docx
@@ -88,8 +88,28 @@
         <w:t>[نص الضبط / الحكم — المتن الفعلي] ===</w:t>
         <w:br/>
         <w:t>2</w:t>
+      </w:r>
+    </w:p>
+    <w:p>
+      <w:pPr>
+        <w:pStyle w:val="Heading2"/>
+        <w:jc w:val="right"/>
+        <w:bidi/>
+      </w:pPr>
+      <w:r>
+        <w:t>[بيانات الأطراف: المدعي / المدعى عليه / الحاضرون] ===</w:t>
         <w:br/>
-        <w:t>ةيدوعسلا ةيبرعلا علمت كالا</w:t>
+        <w:t>الاك تملع العربية السعودية</w:t>
+      </w:r>
+    </w:p>
+    <w:p>
+      <w:pPr>
+        <w:pStyle w:val="Heading2"/>
+        <w:jc w:val="right"/>
+        <w:bidi/>
+      </w:pPr>
+      <w:r>
+        <w:t>[نص الضبط / الحكم — المتن الفعلي] ===</w:t>
         <w:br/>
         <w:t>5ه وزارة اتعدل ضبط</w:t>
         <w:br/>
@@ -125,7 +145,7 @@
         <w:br/>
         <w:t>قلدى الدائرة الاولى وبناء على القضية رقم /ا١/ا23587151‏ وتاريخ ‎14/١5/١557‏ ه</w:t>
         <w:br/>
-        <w:t>ب ببب(؟(؟؛ب ب بٍ©؟©؟©7ل ل ا ةيضقلا قارطلط لل</w:t>
+        <w:t>لل طلطراق القضية ا ل ل7©؟©؟©ٍب ب ب؛؟)؟)ببب ب</w:t>
       </w:r>
     </w:p>
     <w:p>
@@ -138,6 +158,26 @@
         <w:t>[بيانات الأطراف: المدعي / المدعى عليه / الحاضرون] ===</w:t>
         <w:br/>
         <w:t>عدنان احمد عباس زيني الهوية الوطنية شف 06ل سعودي المدعي</w:t>
+        <w:br/>
+        <w:t>تركي بن رابح بن سعد المطيري الهوية الوطنية 8ه ‎١1114.‏ وكيل</w:t>
+        <w:br/>
+        <w:t>عاتقة محمديحيى محمدعلي الحرازي الهوية الوطنية لز سعودي مدعى عليه</w:t>
+        <w:br/>
+        <w:t>اسامة احمد عباس زيني الهوية الوطنية لف ل سعودي مدعى عليه</w:t>
+        <w:br/>
+        <w:t>الهوية الوطنية ال لاا .11 سعودي حاضر</w:t>
+        <w:br/>
+        <w:t>سلطان ماجد ناصر القحطاني الهوية الوطنية ال لالاس .11 سعودي محامى</w:t>
+        <w:br/>
+        <w:t>طارق خلف بن رايع الحارثى الهوية الوطنية 0 سعودي محامى</w:t>
+        <w:br/>
+        <w:t>سليمان محمد سليمان السديري البوية الوطنية ‎١.7‏ سعودي محامى</w:t>
+        <w:br/>
+        <w:t>عمر سعود بن سعد المطيري الهوية الوطنية ليل سعودي 2003</w:t>
+        <w:br/>
+        <w:t>عزام فيصل ابراهيم خوج الهوية الوطنية ل كل سعودي محامى</w:t>
+        <w:br/>
+        <w:t>محمد فواز بن منير الثعلي الهوية الوطنية يل سعودي محامى</w:t>
       </w:r>
     </w:p>
     <w:p>
@@ -148,46 +188,6 @@
       </w:pPr>
       <w:r>
         <w:t>[نص الضبط / الحكم — المتن الفعلي] ===</w:t>
-        <w:br/>
-        <w:t>ليكو ‏١1114.‎ ه8 ةينطولا ةيوهلا يريطملا دعس نب حبار نب يكرت</w:t>
-      </w:r>
-    </w:p>
-    <w:p>
-      <w:pPr>
-        <w:pStyle w:val="Heading2"/>
-        <w:jc w:val="right"/>
-        <w:bidi/>
-      </w:pPr>
-      <w:r>
-        <w:t>[بيانات الأطراف: المدعي / المدعى عليه / الحاضرون] ===</w:t>
-        <w:br/>
-        <w:t>عاتقة محمديحيى محمدعلي الحرازي الهوية الوطنية لز سعودي مدعى عليه</w:t>
-        <w:br/>
-        <w:t>اسامة احمد عباس زيني الهوية الوطنية لف ل سعودي مدعى عليه</w:t>
-        <w:br/>
-        <w:t>الهوية الوطنية ال لاا .11 سعودي حاضر</w:t>
-      </w:r>
-    </w:p>
-    <w:p>
-      <w:pPr>
-        <w:pStyle w:val="Heading2"/>
-        <w:jc w:val="right"/>
-        <w:bidi/>
-      </w:pPr>
-      <w:r>
-        <w:t>[نص الضبط / الحكم — المتن الفعلي] ===</w:t>
-        <w:br/>
-        <w:t>ىماحم يدوعس .11 سالال لا ةينطولا ةيوهلا يناطحقلا رصان دجام ناطلس</w:t>
-        <w:br/>
-        <w:t>ىماحم يدوعس 0 ةينطولا ةيوهلا ىثراحلا عيار نب فلخ قراط</w:t>
-        <w:br/>
-        <w:t>ىماحم يدوعس ‏١.7‎ ةينطولا ةيوبلا يريدسلا ناميلس دمحم ناميلس</w:t>
-        <w:br/>
-        <w:t>2003 يدوعس ليل ةينطولا ةيوهلا يريطملا دعس نب دوعس رمع</w:t>
-        <w:br/>
-        <w:t>ىماحم يدوعس لك ل ةينطولا ةيوهلا جوخ ميهاربا لصيف مازع</w:t>
-        <w:br/>
-        <w:t>ىماحم يدوعس لي ةينطولا ةيوهلا يلعثلا رينم نب زاوف دمحم</w:t>
         <w:br/>
         <w:t>ىماحم يدوعس لقتل كح ةينظولا ةيوهلا يباله نب ملاس هللادبع عياش</w:t>
         <w:br/>
@@ -244,10 +244,6 @@
         <w:t>[نص الضبط / الحكم — المتن الفعلي] ===</w:t>
         <w:br/>
         <w:t>ىماحم ةيدوعسلا لك ةينطولا ةيوبلا ىثراحلا عيار نب فلخ قراط</w:t>
-        <w:br/>
-        <w:t>ىماحم ةيدوعسلا ‏١ ١‎ ةينطولا ةيوهلا يريدسلا ناميلس دمحم ناميلس</w:t>
-        <w:br/>
-        <w:t>ىماحم ةيدوعسلا ‏1١.‎ الل ول ةينطولا ةيوبلا يناطحقلا رصان دجام ناطلس</w:t>
       </w:r>
     </w:p>
     <w:p>
@@ -258,6 +254,10 @@
       </w:pPr>
       <w:r>
         <w:t>[بيانات الأطراف: المدعي / المدعى عليه / الحاضرون] ===</w:t>
+        <w:br/>
+        <w:t>سليمان محمد سليمان السديري الهوية الوطنية ‎١ ١‏ السعودية محامى</w:t>
+        <w:br/>
+        <w:t>سلطان ماجد ناصر القحطاني البوية الوطنية لو للا ‎1١.‏ السعودية محامى</w:t>
         <w:br/>
         <w:t>اسامة احمد عباس زيني الهوية الوطنية الل ‎١...‏ السعودية مدعى عليه</w:t>
       </w:r>
@@ -417,9 +417,19 @@
         <w:bidi/>
       </w:pPr>
       <w:r>
+        <w:t>[بيانات الأطراف: المدعي / المدعى عليه / الحاضرون] ===</w:t>
+        <w:br/>
+        <w:t>2ك | اتشلعة العربية السعودية</w:t>
+      </w:r>
+    </w:p>
+    <w:p>
+      <w:pPr>
+        <w:pStyle w:val="Heading2"/>
+        <w:jc w:val="right"/>
+        <w:bidi/>
+      </w:pPr>
+      <w:r>
         <w:t>[نص الضبط / الحكم — المتن الفعلي] ===</w:t>
-        <w:br/>
-        <w:t>ةيدوعسلا ةيبرعلا ةعلشتا | ك2</w:t>
         <w:br/>
         <w:t>1 ذاوة ضبط</w:t>
       </w:r>

--- a/zaini_case_audit_output/outputs/word/documents/100_ضبط جلسة رقم 25 يوم 15-08-1444 هـ للقضية رقم 42824717.docx
+++ b/zaini_case_audit_output/outputs/word/documents/100_ضبط جلسة رقم 25 يوم 15-08-1444 هـ للقضية رقم 42824717.docx
@@ -85,7 +85,7 @@
         <w:bidi/>
       </w:pPr>
       <w:r>
-        <w:t>[نص الضبط / الحكم — المتن الفعلي] ===</w:t>
+        <w:t>[المتن الفعلي: الوقائع / الأسباب / المنطوق] ===</w:t>
         <w:br/>
         <w:t>2</w:t>
       </w:r>
@@ -109,7 +109,7 @@
         <w:bidi/>
       </w:pPr>
       <w:r>
-        <w:t>[نص الضبط / الحكم — المتن الفعلي] ===</w:t>
+        <w:t>[المتن الفعلي: الوقائع / الأسباب / المنطوق] ===</w:t>
         <w:br/>
         <w:t>5ه وزارة اتعدل ضبط</w:t>
         <w:br/>
@@ -125,7 +125,7 @@
         <w:bidi/>
       </w:pPr>
       <w:r>
-        <w:t>[ترويسة / كليشة وزارة العدل — معلومات رسمية متكررة] ===</w:t>
+        <w:t>[ترويسة / كليشة رسمية — معلومات متكررة] ===</w:t>
         <w:br/>
         <w:t>المحكمة التجارية بجدة رقم الصفحة ‎١ ١‏ مي ا</w:t>
       </w:r>
@@ -137,7 +137,7 @@
         <w:bidi/>
       </w:pPr>
       <w:r>
-        <w:t>[نص الضبط / الحكم — المتن الفعلي] ===</w:t>
+        <w:t>[المتن الفعلي: الوقائع / الأسباب / المنطوق] ===</w:t>
         <w:br/>
         <w:t>الدائرة الاولى ‎١‏ رقم القضية: 47814117 رقمالجلسة: ‎١4‏ سبا نسل لها</w:t>
         <w:br/>
@@ -187,7 +187,7 @@
         <w:bidi/>
       </w:pPr>
       <w:r>
-        <w:t>[نص الضبط / الحكم — المتن الفعلي] ===</w:t>
+        <w:t>[المتن الفعلي: الوقائع / الأسباب / المنطوق] ===</w:t>
         <w:br/>
         <w:t>ىماحم يدوعس لقتل كح ةينظولا ةيوهلا يباله نب ملاس هللادبع عياش</w:t>
         <w:br/>
@@ -217,7 +217,7 @@
         <w:bidi/>
       </w:pPr>
       <w:r>
-        <w:t>[نص الضبط / الحكم — المتن الفعلي] ===</w:t>
+        <w:t>[المتن الفعلي: الوقائع / الأسباب / المنطوق] ===</w:t>
         <w:br/>
         <w:t>يسيبي|!|]|حسبإِِِط|ط|جطجطجطجط!ط!/!|!|!ط!|!|آآآ ا ل ا ةرو ضحي ةساجلا تحتق شلل</w:t>
       </w:r>
@@ -241,7 +241,7 @@
         <w:bidi/>
       </w:pPr>
       <w:r>
-        <w:t>[نص الضبط / الحكم — المتن الفعلي] ===</w:t>
+        <w:t>[المتن الفعلي: الوقائع / الأسباب / المنطوق] ===</w:t>
         <w:br/>
         <w:t>ىماحم ةيدوعسلا لك ةينطولا ةيوبلا ىثراحلا عيار نب فلخ قراط</w:t>
       </w:r>
@@ -279,7 +279,7 @@
         <w:bidi/>
       </w:pPr>
       <w:r>
-        <w:t>[نص الضبط / الحكم — المتن الفعلي] ===</w:t>
+        <w:t>[المتن الفعلي: الوقائع / الأسباب / المنطوق] ===</w:t>
         <w:br/>
         <w:t>لا سي</w:t>
         <w:br/>
@@ -293,7 +293,7 @@
         <w:bidi/>
       </w:pPr>
       <w:r>
-        <w:t>[ترويسة / كليشة وزارة العدل — معلومات رسمية متكررة] ===</w:t>
+        <w:t>[ترويسة / كليشة رسمية — معلومات متكررة] ===</w:t>
         <w:br/>
         <w:t>المحكمة التجارية بجدة ‎١‏ رقم الصفحة »2 ”</w:t>
       </w:r>
@@ -305,7 +305,7 @@
         <w:bidi/>
       </w:pPr>
       <w:r>
-        <w:t>[نص الضبط / الحكم — المتن الفعلي] ===</w:t>
+        <w:t>[المتن الفعلي: الوقائع / الأسباب / المنطوق] ===</w:t>
         <w:br/>
         <w:t>الدائرة الاولى رقم القضية: 21414117 رقمالجلسة: ‎١4‏ عراف</w:t>
       </w:r>
@@ -375,7 +375,7 @@
         <w:bidi/>
       </w:pPr>
       <w:r>
-        <w:t>[ترويسة / كليشة وزارة العدل — معلومات رسمية متكررة] ===</w:t>
+        <w:t>[ترويسة / كليشة رسمية — معلومات متكررة] ===</w:t>
         <w:br/>
         <w:t>وتاريخ 1438:/2/10ه يقضي باختصاص القضاء التجاري لنظر هذه الدعوى (مرفق صك حكم الاختصّاض)</w:t>
       </w:r>
@@ -387,7 +387,7 @@
         <w:bidi/>
       </w:pPr>
       <w:r>
-        <w:t>[نص الضبط / الحكم — المتن الفعلي] ===</w:t>
+        <w:t>[المتن الفعلي: الوقائع / الأسباب / المنطوق] ===</w:t>
         <w:br/>
         <w:t>)» ذكرنا ان الحصص هي نيسبتها 9090 من راس المال. كما نبلغكم أن النظام لايسمح لنا بإضافة مدعي او</w:t>
         <w:br/>
@@ -429,7 +429,7 @@
         <w:bidi/>
       </w:pPr>
       <w:r>
-        <w:t>[نص الضبط / الحكم — المتن الفعلي] ===</w:t>
+        <w:t>[المتن الفعلي: الوقائع / الأسباب / المنطوق] ===</w:t>
         <w:br/>
         <w:t>1 ذاوة ضبط</w:t>
       </w:r>
@@ -441,7 +441,7 @@
         <w:bidi/>
       </w:pPr>
       <w:r>
-        <w:t>[ترويسة / كليشة وزارة العدل — معلومات رسمية متكررة] ===</w:t>
+        <w:t>[ترويسة / كليشة رسمية — معلومات متكررة] ===</w:t>
         <w:br/>
         <w:t>9ه وزارة العدل</w:t>
       </w:r>
@@ -453,7 +453,7 @@
         <w:bidi/>
       </w:pPr>
       <w:r>
-        <w:t>[نص الضبط / الحكم — المتن الفعلي] ===</w:t>
+        <w:t>[المتن الفعلي: الوقائع / الأسباب / المنطوق] ===</w:t>
         <w:br/>
         <w:t>ل 1 لا</w:t>
         <w:br/>
@@ -469,7 +469,7 @@
         <w:bidi/>
       </w:pPr>
       <w:r>
-        <w:t>[ترويسة / كليشة وزارة العدل — معلومات رسمية متكررة] ===</w:t>
+        <w:t>[ترويسة / كليشة رسمية — معلومات متكررة] ===</w:t>
         <w:br/>
         <w:t>المحكمة التجارية بجدة رقم الصفحة ‎١‏ م٠‏ ا و</w:t>
       </w:r>
@@ -481,7 +481,7 @@
         <w:bidi/>
       </w:pPr>
       <w:r>
-        <w:t>[نص الضبط / الحكم — المتن الفعلي] ===</w:t>
+        <w:t>[المتن الفعلي: الوقائع / الأسباب / المنطوق] ===</w:t>
         <w:br/>
         <w:t>الدائرة الاولى رقم القضية: 41418107 رقمالجلسة: ‎١6‏ سانت لس</w:t>
         <w:br/>
@@ -541,7 +541,7 @@
         <w:bidi/>
       </w:pPr>
       <w:r>
-        <w:t>[نص الضبط / الحكم — المتن الفعلي] ===</w:t>
+        <w:t>[المتن الفعلي: الوقائع / الأسباب / المنطوق] ===</w:t>
         <w:br/>
         <w:t>عيش يريطملا دعس نب حبار نب يكرت</w:t>
         <w:br/>

--- a/zaini_case_audit_output/outputs/word/documents/100_ضبط جلسة رقم 25 يوم 15-08-1444 هـ للقضية رقم 42824717.docx
+++ b/zaini_case_audit_output/outputs/word/documents/100_ضبط جلسة رقم 25 يوم 15-08-1444 هـ للقضية رقم 42824717.docx
@@ -113,7 +113,7 @@
         <w:br/>
         <w:t>5ه وزارة اتعدل ضبط</w:t>
         <w:br/>
-        <w:t>انا لالا</w:t>
+        <w:t>الال انا</w:t>
         <w:br/>
         <w:t>مع-11.-</w:t>
       </w:r>
@@ -178,32 +178,12 @@
         <w:t>عزام فيصل ابراهيم خوج الهوية الوطنية ل كل سعودي محامى</w:t>
         <w:br/>
         <w:t>محمد فواز بن منير الثعلي الهوية الوطنية يل سعودي محامى</w:t>
-      </w:r>
-    </w:p>
-    <w:p>
-      <w:pPr>
-        <w:pStyle w:val="Heading2"/>
-        <w:jc w:val="right"/>
-        <w:bidi/>
-      </w:pPr>
-      <w:r>
-        <w:t>[المتن الفعلي: الوقائع / الأسباب / المنطوق] ===</w:t>
         <w:br/>
-        <w:t>ىماحم يدوعس لقتل كح ةينظولا ةيوهلا يباله نب ملاس هللادبع عياش</w:t>
+        <w:t>شايع عبدالله سالم بن هلابي الهوية الوظنية حك لتقل سعودي محامى</w:t>
         <w:br/>
-        <w:t>ليكو يدوعس ‏١07١‎ ةينطولا ةيوبلا يريطملا دعس نب دوعس رمع</w:t>
+        <w:t>عمر سعود بن سعد المطيري البوية الوطنية ‎١07١‏ سعودي وكيل</w:t>
         <w:br/>
-        <w:t>ىماحم يدوعس ل ةينطولا ةيوهلا يمايلا حلاص بلاط يلع</w:t>
-      </w:r>
-    </w:p>
-    <w:p>
-      <w:pPr>
-        <w:pStyle w:val="Heading2"/>
-        <w:jc w:val="right"/>
-        <w:bidi/>
-      </w:pPr>
-      <w:r>
-        <w:t>[بيانات الأطراف: المدعي / المدعى عليه / الحاضرون] ===</w:t>
+        <w:t>علي طالب صالح اليامي الهوية الوطنية ل سعودي محامى</w:t>
         <w:br/>
         <w:t>علي بن مشرف بن مفرح بن راشد الهوية الوطنية فيكف دل سعودي محامى</w:t>
         <w:br/>
@@ -219,7 +199,7 @@
       <w:r>
         <w:t>[المتن الفعلي: الوقائع / الأسباب / المنطوق] ===</w:t>
         <w:br/>
-        <w:t>يسيبي|!|]|حسبإِِِط|ط|جطجطجطجط!ط!/!|!|!ط!|!|آآآ ا ل ا ةرو ضحي ةساجلا تحتق شلل</w:t>
+        <w:t>للش قتحت الجاسة يحض ورة ا ل ا آآآ|!|!ط!|!|!/!ط!طجطجطجطج|ط|طِِِإبسح|[|!|يبيسي</w:t>
       </w:r>
     </w:p>
     <w:p>
@@ -232,28 +212,8 @@
         <w:t>[بيانات الأطراف: المدعي / المدعى عليه / الحاضرون] ===</w:t>
         <w:br/>
         <w:t>عدنان احمد عباس زيني الهوية الوطنية شف كل السعودية المدعي</w:t>
-      </w:r>
-    </w:p>
-    <w:p>
-      <w:pPr>
-        <w:pStyle w:val="Heading2"/>
-        <w:jc w:val="right"/>
-        <w:bidi/>
-      </w:pPr>
-      <w:r>
-        <w:t>[المتن الفعلي: الوقائع / الأسباب / المنطوق] ===</w:t>
         <w:br/>
-        <w:t>ىماحم ةيدوعسلا لك ةينطولا ةيوبلا ىثراحلا عيار نب فلخ قراط</w:t>
-      </w:r>
-    </w:p>
-    <w:p>
-      <w:pPr>
-        <w:pStyle w:val="Heading2"/>
-        <w:jc w:val="right"/>
-        <w:bidi/>
-      </w:pPr>
-      <w:r>
-        <w:t>[بيانات الأطراف: المدعي / المدعى عليه / الحاضرون] ===</w:t>
+        <w:t>طارق خلف بن رايع الحارثى البوية الوطنية كل السعودية محامى</w:t>
         <w:br/>
         <w:t>سليمان محمد سليمان السديري الهوية الوطنية ‎١ ١‏ السعودية محامى</w:t>
         <w:br/>
@@ -281,7 +241,7 @@
       <w:r>
         <w:t>[المتن الفعلي: الوقائع / الأسباب / المنطوق] ===</w:t>
         <w:br/>
-        <w:t>لا سي</w:t>
+        <w:t>يس ال</w:t>
         <w:br/>
         <w:t>ارلا</w:t>
       </w:r>
@@ -312,28 +272,26 @@
     </w:p>
     <w:p>
       <w:pPr>
+        <w:pStyle w:val="Heading2"/>
         <w:jc w:val="right"/>
         <w:bidi/>
       </w:pPr>
       <w:r>
-        <w:rPr>
-          <w:b w:val="0"/>
-          <w:i w:val="0"/>
-        </w:rPr>
-        <w:t>2003 ةيدوعسلا ل ةينطولا ةبوهلا يريطملا دعس نب دوعس رمع</w:t>
+        <w:t>[بيانات الأطراف: المدعي / المدعى عليه / الحاضرون] ===</w:t>
+        <w:br/>
+        <w:t>عمر سعود بن سعد المطيري الهوبة الوطنية ل السعودية 2003</w:t>
       </w:r>
     </w:p>
     <w:p>
       <w:pPr>
+        <w:pStyle w:val="Heading2"/>
         <w:jc w:val="right"/>
         <w:bidi/>
       </w:pPr>
       <w:r>
-        <w:rPr>
-          <w:b w:val="0"/>
-          <w:i w:val="0"/>
-        </w:rPr>
-        <w:t>ليكو ‏١1314‎ ه4 ةينطولا ةبوهلا يريطملا دعس نب حبار نب يكرت</w:t>
+        <w:t>[المتن الفعلي: الوقائع / الأسباب / المنطوق] ===</w:t>
+        <w:br/>
+        <w:t>تركي بن رابح بن سعد المطيري الهوبة الوطنية 4ه ‎١1314‏ وكيل</w:t>
         <w:br/>
         <w:t>نوج زإلى فضيلتكم دعوانا بالتفصيل الآتي: بتاريخ 26 / 7/ 1434ه صدر حكم من المحكمة العامة بجدة</w:t>
         <w:br/>
@@ -485,41 +443,121 @@
         <w:br/>
         <w:t>الدائرة الاولى رقم القضية: 41418107 رقمالجلسة: ‎١6‏ سانت لس</w:t>
         <w:br/>
-        <w:t>1 8 مسإلا</w:t>
+        <w:t>الإسم 8 1</w:t>
         <w:br/>
-        <w:t>تلا دملا فصلا</w:t>
+        <w:t>الصف المد الت</w:t>
         <w:br/>
-        <w:t>عيقوتلا يي ةفيولا ينيز سابع دمحا ناندع</w:t>
+        <w:t>عدنان احمد عباس زيني الويفة يي التوقيع</w:t>
         <w:br/>
-        <w:t>1 8 مسإلا</w:t>
+        <w:t>الإسم 8 1</w:t>
+      </w:r>
+    </w:p>
+    <w:p>
+      <w:pPr>
+        <w:pStyle w:val="Heading2"/>
+        <w:jc w:val="right"/>
+        <w:bidi/>
+      </w:pPr>
+      <w:r>
+        <w:t>[بيانات الأطراف: المدعي / المدعى عليه / الحاضرون] ===</w:t>
         <w:br/>
-        <w:t>يقوتلا احم ةفصلا</w:t>
+        <w:t>الصفة محا التوقي</w:t>
+      </w:r>
+    </w:p>
+    <w:p>
+      <w:pPr>
+        <w:pStyle w:val="Heading2"/>
+        <w:jc w:val="right"/>
+        <w:bidi/>
+      </w:pPr>
+      <w:r>
+        <w:t>[المتن الفعلي: الوقائع / الأسباب / المنطوق] ===</w:t>
         <w:br/>
-        <w:t>عيقوتل ص ىثراحلا عيار نب فلخ قراط</w:t>
+        <w:t>طارق خلف بن رايع الحارثى ص لتوقيع</w:t>
         <w:br/>
-        <w:t>1 8 مسإلا</w:t>
+        <w:t>الإسم 8 1</w:t>
+      </w:r>
+    </w:p>
+    <w:p>
+      <w:pPr>
+        <w:pStyle w:val="Heading2"/>
+        <w:jc w:val="right"/>
+        <w:bidi/>
+      </w:pPr>
+      <w:r>
+        <w:t>[بيانات الأطراف: المدعي / المدعى عليه / الحاضرون] ===</w:t>
         <w:br/>
-        <w:t>يقوتلا اجم ةفصلا</w:t>
+        <w:t>الصفة مجا التوقي</w:t>
+      </w:r>
+    </w:p>
+    <w:p>
+      <w:pPr>
+        <w:pStyle w:val="Heading2"/>
+        <w:jc w:val="right"/>
+        <w:bidi/>
+      </w:pPr>
+      <w:r>
+        <w:t>[المتن الفعلي: الوقائع / الأسباب / المنطوق] ===</w:t>
         <w:br/>
-        <w:t>عيقوتلا 9 يريدمملا ناميلس دمحم نايل</w:t>
+        <w:t>ليان محمد سليمان الممديري 9 التوقيع</w:t>
         <w:br/>
-        <w:t>1 8 مسإلا</w:t>
+        <w:t>الإسم 8 1</w:t>
         <w:br/>
-        <w:t>لا احم ةصلا</w:t>
+        <w:t>الصة محا ال</w:t>
+      </w:r>
+    </w:p>
+    <w:p>
+      <w:pPr>
+        <w:pStyle w:val="Heading2"/>
+        <w:jc w:val="right"/>
+        <w:bidi/>
+      </w:pPr>
+      <w:r>
+        <w:t>[بيانات الأطراف: المدعي / المدعى عليه / الحاضرون] ===</w:t>
         <w:br/>
-        <w:t>عيقوتلا ىم ةفصلا يناطحقلا رصان دجام ناطلس</w:t>
+        <w:t>سلطان ماجد ناصر القحطاني الصفة مى التوقيع</w:t>
+      </w:r>
+    </w:p>
+    <w:p>
+      <w:pPr>
+        <w:pStyle w:val="Heading2"/>
+        <w:jc w:val="right"/>
+        <w:bidi/>
+      </w:pPr>
+      <w:r>
+        <w:t>[المتن الفعلي: الوقائع / الأسباب / المنطوق] ===</w:t>
         <w:br/>
-        <w:t>1 8 مسإلا</w:t>
+        <w:t>الإسم 8 1</w:t>
         <w:br/>
-        <w:t>تلا هيلع ةصلا</w:t>
+        <w:t>الصة عليه الت</w:t>
         <w:br/>
         <w:t>اسامة احمد عباس زيني الصيقة ماود التوقيع</w:t>
+      </w:r>
+    </w:p>
+    <w:p>
+      <w:pPr>
+        <w:pStyle w:val="Heading2"/>
+        <w:jc w:val="right"/>
+        <w:bidi/>
+      </w:pPr>
+      <w:r>
+        <w:t>[بيانات الأطراف: المدعي / المدعى عليه / الحاضرون] ===</w:t>
         <w:br/>
-        <w:t>عيقوتلا 2003 ةفصلا مسنإلا</w:t>
+        <w:t>الإنسم الصفة 2003 التوقيع</w:t>
+      </w:r>
+    </w:p>
+    <w:p>
+      <w:pPr>
+        <w:pStyle w:val="Heading2"/>
+        <w:jc w:val="right"/>
+        <w:bidi/>
+      </w:pPr>
+      <w:r>
+        <w:t>[المتن الفعلي: الوقائع / الأسباب / المنطوق] ===</w:t>
         <w:br/>
-        <w:t>يريطملا دعس نب دوعس رمع</w:t>
+        <w:t>عمر سعود بن سعد المطيري</w:t>
         <w:br/>
-        <w:t>1 8 مسإلا</w:t>
+        <w:t>الإسم 8 1</w:t>
       </w:r>
     </w:p>
     <w:p>
@@ -543,11 +581,21 @@
       <w:r>
         <w:t>[المتن الفعلي: الوقائع / الأسباب / المنطوق] ===</w:t>
         <w:br/>
-        <w:t>عيش يريطملا دعس نب حبار نب يكرت</w:t>
+        <w:t>تركي بن رابح بن سعد المطيري شيع</w:t>
         <w:br/>
-        <w:t>مخ ْْْْببِبٍِبٍجٍٍِِِطِطِطِطِطجطجطجطجطجطجطجطجطجطجطجطجط7ط7ى7ى!|!|ب|ٍب|ٍِ©||©؟آ؟ ل ةرئاطلا ءاظعأ عيقوي شل</w:t>
+        <w:t>لش يوقيع أعظاء الطائرة ل ؟آ؟©||©ٍِ|بٍ|ب|!|!ى7ى7ط7طجطجطجطجطجطجطجطجطجطجطجطجطِطِطِطِطٍٍِِِجٍبٍِبِببْْْْ خم</w:t>
+      </w:r>
+    </w:p>
+    <w:p>
+      <w:pPr>
+        <w:pStyle w:val="Heading2"/>
+        <w:jc w:val="right"/>
+        <w:bidi/>
+      </w:pPr>
+      <w:r>
+        <w:t>[المُرسَل إليه / المخاطَب والتحية] ===</w:t>
         <w:br/>
-        <w:t>0 ةيئاضقلا ةرئادلا سيئر يجاوعلا حلاص نب فاسع</w:t>
+        <w:t>عساف بن صالح العواجي رئيس الدائرة القضائية 0</w:t>
       </w:r>
     </w:p>
     <w:sectPr>

--- a/zaini_case_audit_output/outputs/word/documents/100_ضبط جلسة رقم 25 يوم 15-08-1444 هـ للقضية رقم 42824717.docx
+++ b/zaini_case_audit_output/outputs/word/documents/100_ضبط جلسة رقم 25 يوم 15-08-1444 هـ للقضية رقم 42824717.docx
@@ -51,20 +51,6 @@
           <w:i/>
         </w:rPr>
         <w:t>[مخرج آلي / Script Output - سماوي]  [مخرج آلي يحتاج مراجعة بشرية - وردي]</w:t>
-      </w:r>
-    </w:p>
-    <w:p>
-      <w:pPr>
-        <w:jc w:val="right"/>
-        <w:bidi/>
-      </w:pPr>
-      <w:r>
-        <w:rPr>
-          <w:b w:val="0"/>
-          <w:i/>
-          <w:color w:val="C00000"/>
-        </w:rPr>
-        <w:t>[نص ممسوح OCR صُحِّح ترتيبه آلياً — قد يحتوي أخطاء طفيفة]</w:t>
       </w:r>
     </w:p>
     <w:p/>
@@ -299,7 +285,7 @@
         <w:br/>
         <w:t>(مرفق صك الحكم) وفي فترة الشك والريبة وثنباء نظر دعوى الولي المشار إلها اعلاه استغل المدعى عليه</w:t>
         <w:br/>
-        <w:t>ةكرش يف هصصح عيب يف هنع عيقوتلاب ماقو 20:دك1 هّللا همحري 20350 يلكوم ثروم نم هل ةحونمملا تالاكولا</w:t>
+        <w:t>الوكالات الممنوحة له من مورث موكلي 20350 يرحمه اللّه 1كد20: وقام بالتوقيع عنه في بيع حصصه في شركة</w:t>
         <w:br/>
         <w:t>احمد زيني التجارية (ذات مسئولية محدودة) سجل تجاري رقتم, 4030196102 من مورث موكلي داكة20:</w:t>
         <w:br/>
